--- a/Documents/Chapter 7.docx
+++ b/Documents/Chapter 7.docx
@@ -6,7 +6,7 @@
       <w:pPr>
         <w:widowControl/>
         <w:rPr>
-          <w:rFonts w:ascii="Times New Roman" w:eastAsia="標楷體" w:hAnsi="Times New Roman"/>
+          <w:rFonts w:ascii="Times New Roman" w:eastAsia="標楷體" w:hAnsi="Times New Roman" w:hint="eastAsia"/>
           <w:b/>
           <w:bCs/>
         </w:rPr>
@@ -19,12 +19,93 @@
         </w:rPr>
         <w:t>7-1</w:t>
       </w:r>
+      <w:r>
+        <w:rPr>
+          <w:rFonts w:ascii="Times New Roman" w:eastAsia="標楷體" w:hAnsi="Times New Roman" w:hint="eastAsia"/>
+          <w:b/>
+          <w:bCs/>
+        </w:rPr>
+        <w:t>佈署圖</w:t>
+      </w:r>
+      <w:r>
+        <w:rPr>
+          <w:rFonts w:ascii="Times New Roman" w:eastAsia="標楷體" w:hAnsi="Times New Roman" w:hint="eastAsia"/>
+          <w:b/>
+          <w:bCs/>
+        </w:rPr>
+        <w:t>(Deployment diagram)</w:t>
+      </w:r>
+      <w:r>
+        <w:rPr>
+          <w:rFonts w:ascii="Times New Roman" w:eastAsia="標楷體" w:hAnsi="Times New Roman" w:hint="eastAsia"/>
+          <w:b/>
+          <w:bCs/>
+          <w:noProof/>
+        </w:rPr>
+        <w:t xml:space="preserve"> </w:t>
+      </w:r>
+      <w:r>
+        <w:rPr>
+          <w:rFonts w:ascii="Times New Roman" w:eastAsia="標楷體" w:hAnsi="Times New Roman" w:hint="eastAsia"/>
+          <w:b/>
+          <w:bCs/>
+          <w:noProof/>
+        </w:rPr>
+        <w:drawing>
+          <wp:inline distT="0" distB="0" distL="0" distR="0" wp14:anchorId="45D064BE" wp14:editId="4FED9827">
+            <wp:extent cx="6117590" cy="6047105"/>
+            <wp:effectExtent l="0" t="0" r="0" b="0"/>
+            <wp:docPr id="2038866882" name="圖片 2"/>
+            <wp:cNvGraphicFramePr>
+              <a:graphicFrameLocks xmlns:a="http://schemas.openxmlformats.org/drawingml/2006/main" noChangeAspect="1"/>
+            </wp:cNvGraphicFramePr>
+            <a:graphic xmlns:a="http://schemas.openxmlformats.org/drawingml/2006/main">
+              <a:graphicData uri="http://schemas.openxmlformats.org/drawingml/2006/picture">
+                <pic:pic xmlns:pic="http://schemas.openxmlformats.org/drawingml/2006/picture">
+                  <pic:nvPicPr>
+                    <pic:cNvPr id="0" name="Picture 2"/>
+                    <pic:cNvPicPr>
+                      <a:picLocks noChangeAspect="1" noChangeArrowheads="1"/>
+                    </pic:cNvPicPr>
+                  </pic:nvPicPr>
+                  <pic:blipFill>
+                    <a:blip r:embed="rId7" cstate="print">
+                      <a:extLst>
+                        <a:ext uri="{28A0092B-C50C-407E-A947-70E740481C1C}">
+                          <a14:useLocalDpi xmlns:a14="http://schemas.microsoft.com/office/drawing/2010/main" val="0"/>
+                        </a:ext>
+                      </a:extLst>
+                    </a:blip>
+                    <a:srcRect/>
+                    <a:stretch>
+                      <a:fillRect/>
+                    </a:stretch>
+                  </pic:blipFill>
+                  <pic:spPr bwMode="auto">
+                    <a:xfrm>
+                      <a:off x="0" y="0"/>
+                      <a:ext cx="6117590" cy="6047105"/>
+                    </a:xfrm>
+                    <a:prstGeom prst="rect">
+                      <a:avLst/>
+                    </a:prstGeom>
+                    <a:noFill/>
+                    <a:ln>
+                      <a:noFill/>
+                    </a:ln>
+                  </pic:spPr>
+                </pic:pic>
+              </a:graphicData>
+            </a:graphic>
+          </wp:inline>
+        </w:drawing>
+      </w:r>
     </w:p>
     <w:p>
       <w:pPr>
         <w:widowControl/>
         <w:rPr>
-          <w:rFonts w:ascii="Times New Roman" w:eastAsia="標楷體" w:hAnsi="Times New Roman"/>
+          <w:rFonts w:ascii="Times New Roman" w:eastAsia="標楷體" w:hAnsi="Times New Roman" w:hint="eastAsia"/>
           <w:b/>
           <w:bCs/>
         </w:rPr>
@@ -37,23 +118,186 @@
         </w:rPr>
         <w:t>7-2</w:t>
       </w:r>
-    </w:p>
-    <w:p>
-      <w:pPr>
-        <w:widowControl/>
-        <w:rPr>
-          <w:rFonts w:ascii="Times New Roman" w:eastAsia="標楷體" w:hAnsi="Times New Roman"/>
-          <w:b/>
-          <w:bCs/>
-        </w:rPr>
-      </w:pPr>
       <w:r>
         <w:rPr>
           <w:rFonts w:ascii="Times New Roman" w:eastAsia="標楷體" w:hAnsi="Times New Roman" w:hint="eastAsia"/>
           <w:b/>
           <w:bCs/>
         </w:rPr>
+        <w:t>套件圖</w:t>
+      </w:r>
+      <w:r>
+        <w:rPr>
+          <w:rFonts w:ascii="Times New Roman" w:eastAsia="標楷體" w:hAnsi="Times New Roman" w:hint="eastAsia"/>
+          <w:b/>
+          <w:bCs/>
+        </w:rPr>
+        <w:t>(Package diagram)</w:t>
+      </w:r>
+      <w:r>
+        <w:rPr>
+          <w:rFonts w:ascii="Times New Roman" w:eastAsia="標楷體" w:hAnsi="Times New Roman" w:hint="eastAsia"/>
+          <w:b/>
+          <w:bCs/>
+          <w:noProof/>
+        </w:rPr>
+        <w:t xml:space="preserve"> </w:t>
+      </w:r>
+      <w:r>
+        <w:rPr>
+          <w:rFonts w:ascii="Times New Roman" w:eastAsia="標楷體" w:hAnsi="Times New Roman" w:hint="eastAsia"/>
+          <w:b/>
+          <w:bCs/>
+          <w:noProof/>
+        </w:rPr>
+        <w:drawing>
+          <wp:inline distT="0" distB="0" distL="0" distR="0" wp14:anchorId="3CC3F2C1" wp14:editId="266846AA">
+            <wp:extent cx="6118860" cy="1996440"/>
+            <wp:effectExtent l="0" t="0" r="0" b="3810"/>
+            <wp:docPr id="1402416709" name="圖片 3"/>
+            <wp:cNvGraphicFramePr>
+              <a:graphicFrameLocks xmlns:a="http://schemas.openxmlformats.org/drawingml/2006/main" noChangeAspect="1"/>
+            </wp:cNvGraphicFramePr>
+            <a:graphic xmlns:a="http://schemas.openxmlformats.org/drawingml/2006/main">
+              <a:graphicData uri="http://schemas.openxmlformats.org/drawingml/2006/picture">
+                <pic:pic xmlns:pic="http://schemas.openxmlformats.org/drawingml/2006/picture">
+                  <pic:nvPicPr>
+                    <pic:cNvPr id="0" name="Picture 3"/>
+                    <pic:cNvPicPr>
+                      <a:picLocks noChangeAspect="1" noChangeArrowheads="1"/>
+                    </pic:cNvPicPr>
+                  </pic:nvPicPr>
+                  <pic:blipFill>
+                    <a:blip r:embed="rId8" cstate="print">
+                      <a:extLst>
+                        <a:ext uri="{28A0092B-C50C-407E-A947-70E740481C1C}">
+                          <a14:useLocalDpi xmlns:a14="http://schemas.microsoft.com/office/drawing/2010/main" val="0"/>
+                        </a:ext>
+                      </a:extLst>
+                    </a:blip>
+                    <a:srcRect/>
+                    <a:stretch>
+                      <a:fillRect/>
+                    </a:stretch>
+                  </pic:blipFill>
+                  <pic:spPr bwMode="auto">
+                    <a:xfrm>
+                      <a:off x="0" y="0"/>
+                      <a:ext cx="6118860" cy="1996440"/>
+                    </a:xfrm>
+                    <a:prstGeom prst="rect">
+                      <a:avLst/>
+                    </a:prstGeom>
+                    <a:noFill/>
+                    <a:ln>
+                      <a:noFill/>
+                    </a:ln>
+                  </pic:spPr>
+                </pic:pic>
+              </a:graphicData>
+            </a:graphic>
+          </wp:inline>
+        </w:drawing>
+      </w:r>
+    </w:p>
+    <w:p>
+      <w:pPr>
+        <w:widowControl/>
+        <w:rPr>
+          <w:rFonts w:ascii="Times New Roman" w:eastAsia="標楷體" w:hAnsi="Times New Roman" w:hint="eastAsia"/>
+          <w:b/>
+          <w:bCs/>
+        </w:rPr>
+      </w:pPr>
+      <w:r>
+        <w:rPr>
+          <w:rFonts w:ascii="Times New Roman" w:eastAsia="標楷體" w:hAnsi="Times New Roman" w:hint="eastAsia"/>
+          <w:b/>
+          <w:bCs/>
+        </w:rPr>
+        <w:lastRenderedPageBreak/>
         <w:t>7-3</w:t>
+      </w:r>
+      <w:r>
+        <w:rPr>
+          <w:rFonts w:ascii="Times New Roman" w:eastAsia="標楷體" w:hAnsi="Times New Roman" w:hint="eastAsia"/>
+          <w:b/>
+          <w:bCs/>
+        </w:rPr>
+        <w:t>元件圖</w:t>
+      </w:r>
+      <w:r>
+        <w:rPr>
+          <w:rFonts w:ascii="Times New Roman" w:eastAsia="標楷體" w:hAnsi="Times New Roman" w:hint="eastAsia"/>
+          <w:b/>
+          <w:bCs/>
+        </w:rPr>
+        <w:t>(Component diagram)</w:t>
+      </w:r>
+      <w:r>
+        <w:rPr>
+          <w:rFonts w:ascii="Times New Roman" w:eastAsia="標楷體" w:hAnsi="Times New Roman" w:hint="eastAsia"/>
+          <w:b/>
+          <w:bCs/>
+          <w:noProof/>
+        </w:rPr>
+        <w:t xml:space="preserve"> </w:t>
+      </w:r>
+      <w:r>
+        <w:rPr>
+          <w:rFonts w:ascii="Times New Roman" w:eastAsia="標楷體" w:hAnsi="Times New Roman" w:hint="eastAsia"/>
+          <w:b/>
+          <w:bCs/>
+          <w:noProof/>
+        </w:rPr>
+        <w:drawing>
+          <wp:inline distT="0" distB="0" distL="0" distR="0" wp14:anchorId="76AFB515" wp14:editId="33D5A6AF">
+            <wp:extent cx="5442421" cy="8328660"/>
+            <wp:effectExtent l="0" t="0" r="6350" b="0"/>
+            <wp:docPr id="247271193" name="圖片 4"/>
+            <wp:cNvGraphicFramePr>
+              <a:graphicFrameLocks xmlns:a="http://schemas.openxmlformats.org/drawingml/2006/main" noChangeAspect="1"/>
+            </wp:cNvGraphicFramePr>
+            <a:graphic xmlns:a="http://schemas.openxmlformats.org/drawingml/2006/main">
+              <a:graphicData uri="http://schemas.openxmlformats.org/drawingml/2006/picture">
+                <pic:pic xmlns:pic="http://schemas.openxmlformats.org/drawingml/2006/picture">
+                  <pic:nvPicPr>
+                    <pic:cNvPr id="0" name="Picture 4"/>
+                    <pic:cNvPicPr>
+                      <a:picLocks noChangeAspect="1" noChangeArrowheads="1"/>
+                    </pic:cNvPicPr>
+                  </pic:nvPicPr>
+                  <pic:blipFill>
+                    <a:blip r:embed="rId9" cstate="print">
+                      <a:extLst>
+                        <a:ext uri="{28A0092B-C50C-407E-A947-70E740481C1C}">
+                          <a14:useLocalDpi xmlns:a14="http://schemas.microsoft.com/office/drawing/2010/main" val="0"/>
+                        </a:ext>
+                      </a:extLst>
+                    </a:blip>
+                    <a:srcRect/>
+                    <a:stretch>
+                      <a:fillRect/>
+                    </a:stretch>
+                  </pic:blipFill>
+                  <pic:spPr bwMode="auto">
+                    <a:xfrm>
+                      <a:off x="0" y="0"/>
+                      <a:ext cx="5443458" cy="8330247"/>
+                    </a:xfrm>
+                    <a:prstGeom prst="rect">
+                      <a:avLst/>
+                    </a:prstGeom>
+                    <a:noFill/>
+                    <a:ln>
+                      <a:noFill/>
+                    </a:ln>
+                  </pic:spPr>
+                </pic:pic>
+              </a:graphicData>
+            </a:graphic>
+          </wp:inline>
+        </w:drawing>
       </w:r>
     </w:p>
     <w:p>
@@ -63,8 +307,129 @@
           <w:rFonts w:ascii="Times New Roman" w:eastAsia="標楷體" w:hAnsi="Times New Roman"/>
           <w:b/>
           <w:bCs/>
+          <w:noProof/>
         </w:rPr>
       </w:pPr>
+      <w:r>
+        <w:rPr>
+          <w:rFonts w:ascii="Times New Roman" w:eastAsia="標楷體" w:hAnsi="Times New Roman"/>
+          <w:b/>
+          <w:bCs/>
+          <w:noProof/>
+        </w:rPr>
+        <w:lastRenderedPageBreak/>
+        <mc:AlternateContent>
+          <mc:Choice Requires="wps">
+            <w:drawing>
+              <wp:anchor distT="45720" distB="45720" distL="114300" distR="114300" simplePos="0" relativeHeight="251659264" behindDoc="0" locked="0" layoutInCell="1" allowOverlap="1" wp14:anchorId="40C635C4" wp14:editId="62EC45D8">
+                <wp:simplePos x="0" y="0"/>
+                <wp:positionH relativeFrom="margin">
+                  <wp:posOffset>1832610</wp:posOffset>
+                </wp:positionH>
+                <wp:positionV relativeFrom="paragraph">
+                  <wp:posOffset>6696710</wp:posOffset>
+                </wp:positionV>
+                <wp:extent cx="2800350" cy="1404620"/>
+                <wp:effectExtent l="0" t="0" r="0" b="7620"/>
+                <wp:wrapSquare wrapText="bothSides"/>
+                <wp:docPr id="217" name="文字方塊 2"/>
+                <wp:cNvGraphicFramePr>
+                  <a:graphicFrameLocks xmlns:a="http://schemas.openxmlformats.org/drawingml/2006/main"/>
+                </wp:cNvGraphicFramePr>
+                <a:graphic xmlns:a="http://schemas.openxmlformats.org/drawingml/2006/main">
+                  <a:graphicData uri="http://schemas.microsoft.com/office/word/2010/wordprocessingShape">
+                    <wps:wsp>
+                      <wps:cNvSpPr txBox="1">
+                        <a:spLocks noChangeArrowheads="1"/>
+                      </wps:cNvSpPr>
+                      <wps:spPr bwMode="auto">
+                        <a:xfrm>
+                          <a:off x="0" y="0"/>
+                          <a:ext cx="2800350" cy="1404620"/>
+                        </a:xfrm>
+                        <a:prstGeom prst="rect">
+                          <a:avLst/>
+                        </a:prstGeom>
+                        <a:solidFill>
+                          <a:srgbClr val="FFFFFF"/>
+                        </a:solidFill>
+                        <a:ln w="9525">
+                          <a:noFill/>
+                          <a:miter lim="800000"/>
+                          <a:headEnd/>
+                          <a:tailEnd/>
+                        </a:ln>
+                      </wps:spPr>
+                      <wps:txbx>
+                        <w:txbxContent>
+                          <w:p>
+                            <w:pPr>
+                              <w:rPr>
+                                <w:rFonts w:ascii="標楷體" w:eastAsia="標楷體" w:hAnsi="標楷體" w:hint="eastAsia"/>
+                                <w:sz w:val="28"/>
+                                <w:szCs w:val="28"/>
+                              </w:rPr>
+                            </w:pPr>
+                            <w:r>
+                              <w:rPr>
+                                <w:rFonts w:ascii="標楷體" w:eastAsia="標楷體" w:hAnsi="標楷體" w:hint="eastAsia"/>
+                                <w:sz w:val="28"/>
+                                <w:szCs w:val="28"/>
+                              </w:rPr>
+                              <w:t>帳號授權與家庭綁定狀態機</w:t>
+                            </w:r>
+                          </w:p>
+                        </w:txbxContent>
+                      </wps:txbx>
+                      <wps:bodyPr rot="0" vert="horz" wrap="square" lIns="91440" tIns="45720" rIns="91440" bIns="45720" anchor="t" anchorCtr="0">
+                        <a:spAutoFit/>
+                      </wps:bodyPr>
+                    </wps:wsp>
+                  </a:graphicData>
+                </a:graphic>
+                <wp14:sizeRelH relativeFrom="margin">
+                  <wp14:pctWidth>0</wp14:pctWidth>
+                </wp14:sizeRelH>
+                <wp14:sizeRelV relativeFrom="margin">
+                  <wp14:pctHeight>20000</wp14:pctHeight>
+                </wp14:sizeRelV>
+              </wp:anchor>
+            </w:drawing>
+          </mc:Choice>
+          <mc:Fallback>
+            <w:pict>
+              <v:shapetype w14:anchorId="40C635C4" id="_x0000_t202" coordsize="21600,21600" o:spt="202" path="m,l,21600r21600,l21600,xe">
+                <v:stroke joinstyle="miter"/>
+                <v:path gradientshapeok="t" o:connecttype="rect"/>
+              </v:shapetype>
+              <v:shape id="文字方塊 2" o:spid="_x0000_s1026" type="#_x0000_t202" style="position:absolute;margin-left:144.3pt;margin-top:527.3pt;width:220.5pt;height:110.6pt;z-index:251659264;visibility:visible;mso-wrap-style:square;mso-width-percent:0;mso-height-percent:200;mso-wrap-distance-left:9pt;mso-wrap-distance-top:3.6pt;mso-wrap-distance-right:9pt;mso-wrap-distance-bottom:3.6pt;mso-position-horizontal:absolute;mso-position-horizontal-relative:margin;mso-position-vertical:absolute;mso-position-vertical-relative:text;mso-width-percent:0;mso-height-percent:200;mso-width-relative:margin;mso-height-relative:margin;v-text-anchor:top" o:gfxdata="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" stroked="f">
+                <v:textbox style="mso-fit-shape-to-text:t">
+                  <w:txbxContent>
+                    <w:p>
+                      <w:pPr>
+                        <w:rPr>
+                          <w:rFonts w:ascii="標楷體" w:eastAsia="標楷體" w:hAnsi="標楷體" w:hint="eastAsia"/>
+                          <w:sz w:val="28"/>
+                          <w:szCs w:val="28"/>
+                        </w:rPr>
+                      </w:pPr>
+                      <w:r>
+                        <w:rPr>
+                          <w:rFonts w:ascii="標楷體" w:eastAsia="標楷體" w:hAnsi="標楷體" w:hint="eastAsia"/>
+                          <w:sz w:val="28"/>
+                          <w:szCs w:val="28"/>
+                        </w:rPr>
+                        <w:t>帳號授權與家庭綁定狀態機</w:t>
+                      </w:r>
+                    </w:p>
+                  </w:txbxContent>
+                </v:textbox>
+                <w10:wrap type="square" anchorx="margin"/>
+              </v:shape>
+            </w:pict>
+          </mc:Fallback>
+        </mc:AlternateContent>
+      </w:r>
       <w:r>
         <w:rPr>
           <w:rFonts w:ascii="Times New Roman" w:eastAsia="標楷體" w:hAnsi="Times New Roman" w:hint="eastAsia"/>
@@ -73,8 +438,682 @@
         </w:rPr>
         <w:t>7-4</w:t>
       </w:r>
+      <w:r>
+        <w:rPr>
+          <w:rFonts w:ascii="Times New Roman" w:eastAsia="標楷體" w:hAnsi="Times New Roman" w:hint="eastAsia"/>
+          <w:b/>
+          <w:bCs/>
+        </w:rPr>
+        <w:t>狀態機</w:t>
+      </w:r>
+      <w:r>
+        <w:rPr>
+          <w:rFonts w:ascii="Times New Roman" w:eastAsia="標楷體" w:hAnsi="Times New Roman" w:hint="eastAsia"/>
+          <w:b/>
+          <w:bCs/>
+        </w:rPr>
+        <w:t>(State machine)</w:t>
+      </w:r>
+      <w:r>
+        <w:rPr>
+          <w:rFonts w:ascii="Times New Roman" w:eastAsia="標楷體" w:hAnsi="Times New Roman" w:hint="eastAsia"/>
+          <w:b/>
+          <w:bCs/>
+          <w:noProof/>
+        </w:rPr>
+        <w:t xml:space="preserve"> </w:t>
+      </w:r>
+      <w:r>
+        <w:rPr>
+          <w:rFonts w:ascii="Times New Roman" w:eastAsia="標楷體" w:hAnsi="Times New Roman" w:hint="eastAsia"/>
+          <w:b/>
+          <w:bCs/>
+          <w:noProof/>
+        </w:rPr>
+        <w:drawing>
+          <wp:inline distT="0" distB="0" distL="0" distR="0" wp14:anchorId="1C68B85D" wp14:editId="12391B36">
+            <wp:extent cx="6111240" cy="6362700"/>
+            <wp:effectExtent l="0" t="0" r="3810" b="0"/>
+            <wp:docPr id="1136025071" name="圖片 5"/>
+            <wp:cNvGraphicFramePr>
+              <a:graphicFrameLocks xmlns:a="http://schemas.openxmlformats.org/drawingml/2006/main" noChangeAspect="1"/>
+            </wp:cNvGraphicFramePr>
+            <a:graphic xmlns:a="http://schemas.openxmlformats.org/drawingml/2006/main">
+              <a:graphicData uri="http://schemas.openxmlformats.org/drawingml/2006/picture">
+                <pic:pic xmlns:pic="http://schemas.openxmlformats.org/drawingml/2006/picture">
+                  <pic:nvPicPr>
+                    <pic:cNvPr id="0" name="Picture 5"/>
+                    <pic:cNvPicPr>
+                      <a:picLocks noChangeAspect="1" noChangeArrowheads="1"/>
+                    </pic:cNvPicPr>
+                  </pic:nvPicPr>
+                  <pic:blipFill>
+                    <a:blip r:embed="rId10" cstate="print">
+                      <a:extLst>
+                        <a:ext uri="{28A0092B-C50C-407E-A947-70E740481C1C}">
+                          <a14:useLocalDpi xmlns:a14="http://schemas.microsoft.com/office/drawing/2010/main" val="0"/>
+                        </a:ext>
+                      </a:extLst>
+                    </a:blip>
+                    <a:srcRect/>
+                    <a:stretch>
+                      <a:fillRect/>
+                    </a:stretch>
+                  </pic:blipFill>
+                  <pic:spPr bwMode="auto">
+                    <a:xfrm>
+                      <a:off x="0" y="0"/>
+                      <a:ext cx="6111240" cy="6362700"/>
+                    </a:xfrm>
+                    <a:prstGeom prst="rect">
+                      <a:avLst/>
+                    </a:prstGeom>
+                    <a:noFill/>
+                    <a:ln>
+                      <a:noFill/>
+                    </a:ln>
+                  </pic:spPr>
+                </pic:pic>
+              </a:graphicData>
+            </a:graphic>
+          </wp:inline>
+        </w:drawing>
+      </w:r>
+      <w:r>
+        <w:rPr>
+          <w:rFonts w:ascii="Times New Roman" w:eastAsia="標楷體" w:hAnsi="Times New Roman"/>
+          <w:b/>
+          <w:bCs/>
+          <w:noProof/>
+        </w:rPr>
+        <w:lastRenderedPageBreak/>
+        <mc:AlternateContent>
+          <mc:Choice Requires="wps">
+            <w:drawing>
+              <wp:anchor distT="45720" distB="45720" distL="114300" distR="114300" simplePos="0" relativeHeight="251661312" behindDoc="0" locked="0" layoutInCell="1" allowOverlap="1" wp14:anchorId="570A292F" wp14:editId="46C52FC6">
+                <wp:simplePos x="0" y="0"/>
+                <wp:positionH relativeFrom="margin">
+                  <wp:posOffset>1756410</wp:posOffset>
+                </wp:positionH>
+                <wp:positionV relativeFrom="paragraph">
+                  <wp:posOffset>6953885</wp:posOffset>
+                </wp:positionV>
+                <wp:extent cx="2800350" cy="1404620"/>
+                <wp:effectExtent l="0" t="0" r="0" b="7620"/>
+                <wp:wrapSquare wrapText="bothSides"/>
+                <wp:docPr id="1767190761" name="文字方塊 2"/>
+                <wp:cNvGraphicFramePr>
+                  <a:graphicFrameLocks xmlns:a="http://schemas.openxmlformats.org/drawingml/2006/main"/>
+                </wp:cNvGraphicFramePr>
+                <a:graphic xmlns:a="http://schemas.openxmlformats.org/drawingml/2006/main">
+                  <a:graphicData uri="http://schemas.microsoft.com/office/word/2010/wordprocessingShape">
+                    <wps:wsp>
+                      <wps:cNvSpPr txBox="1">
+                        <a:spLocks noChangeArrowheads="1"/>
+                      </wps:cNvSpPr>
+                      <wps:spPr bwMode="auto">
+                        <a:xfrm>
+                          <a:off x="0" y="0"/>
+                          <a:ext cx="2800350" cy="1404620"/>
+                        </a:xfrm>
+                        <a:prstGeom prst="rect">
+                          <a:avLst/>
+                        </a:prstGeom>
+                        <a:solidFill>
+                          <a:srgbClr val="FFFFFF"/>
+                        </a:solidFill>
+                        <a:ln w="9525">
+                          <a:noFill/>
+                          <a:miter lim="800000"/>
+                          <a:headEnd/>
+                          <a:tailEnd/>
+                        </a:ln>
+                      </wps:spPr>
+                      <wps:txbx>
+                        <w:txbxContent>
+                          <w:p>
+                            <w:pPr>
+                              <w:rPr>
+                                <w:rFonts w:ascii="標楷體" w:eastAsia="標楷體" w:hAnsi="標楷體" w:hint="eastAsia"/>
+                                <w:sz w:val="28"/>
+                                <w:szCs w:val="28"/>
+                              </w:rPr>
+                            </w:pPr>
+                            <w:r>
+                              <w:rPr>
+                                <w:rFonts w:ascii="標楷體" w:eastAsia="標楷體" w:hAnsi="標楷體" w:hint="eastAsia"/>
+                                <w:sz w:val="28"/>
+                                <w:szCs w:val="28"/>
+                              </w:rPr>
+                              <w:t>智慧</w:t>
+                            </w:r>
+                            <w:proofErr w:type="gramStart"/>
+                            <w:r>
+                              <w:rPr>
+                                <w:rFonts w:ascii="標楷體" w:eastAsia="標楷體" w:hAnsi="標楷體" w:hint="eastAsia"/>
+                                <w:sz w:val="28"/>
+                                <w:szCs w:val="28"/>
+                              </w:rPr>
+                              <w:t>照護排程</w:t>
+                            </w:r>
+                            <w:proofErr w:type="gramEnd"/>
+                            <w:r>
+                              <w:rPr>
+                                <w:rFonts w:ascii="標楷體" w:eastAsia="標楷體" w:hAnsi="標楷體" w:hint="eastAsia"/>
+                                <w:sz w:val="28"/>
+                                <w:szCs w:val="28"/>
+                              </w:rPr>
+                              <w:t>生命週期狀態機</w:t>
+                            </w:r>
+                          </w:p>
+                        </w:txbxContent>
+                      </wps:txbx>
+                      <wps:bodyPr rot="0" vert="horz" wrap="square" lIns="91440" tIns="45720" rIns="91440" bIns="45720" anchor="t" anchorCtr="0">
+                        <a:spAutoFit/>
+                      </wps:bodyPr>
+                    </wps:wsp>
+                  </a:graphicData>
+                </a:graphic>
+                <wp14:sizeRelH relativeFrom="margin">
+                  <wp14:pctWidth>0</wp14:pctWidth>
+                </wp14:sizeRelH>
+                <wp14:sizeRelV relativeFrom="margin">
+                  <wp14:pctHeight>20000</wp14:pctHeight>
+                </wp14:sizeRelV>
+              </wp:anchor>
+            </w:drawing>
+          </mc:Choice>
+          <mc:Fallback>
+            <w:pict>
+              <v:shape w14:anchorId="570A292F" id="_x0000_s1027" type="#_x0000_t202" style="position:absolute;margin-left:138.3pt;margin-top:547.55pt;width:220.5pt;height:110.6pt;z-index:251661312;visibility:visible;mso-wrap-style:square;mso-width-percent:0;mso-height-percent:200;mso-wrap-distance-left:9pt;mso-wrap-distance-top:3.6pt;mso-wrap-distance-right:9pt;mso-wrap-distance-bottom:3.6pt;mso-position-horizontal:absolute;mso-position-horizontal-relative:margin;mso-position-vertical:absolute;mso-position-vertical-relative:text;mso-width-percent:0;mso-height-percent:200;mso-width-relative:margin;mso-height-relative:margin;v-text-anchor:top" o:gfxdata="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" stroked="f">
+                <v:textbox style="mso-fit-shape-to-text:t">
+                  <w:txbxContent>
+                    <w:p>
+                      <w:pPr>
+                        <w:rPr>
+                          <w:rFonts w:ascii="標楷體" w:eastAsia="標楷體" w:hAnsi="標楷體" w:hint="eastAsia"/>
+                          <w:sz w:val="28"/>
+                          <w:szCs w:val="28"/>
+                        </w:rPr>
+                      </w:pPr>
+                      <w:r>
+                        <w:rPr>
+                          <w:rFonts w:ascii="標楷體" w:eastAsia="標楷體" w:hAnsi="標楷體" w:hint="eastAsia"/>
+                          <w:sz w:val="28"/>
+                          <w:szCs w:val="28"/>
+                        </w:rPr>
+                        <w:t>智慧</w:t>
+                      </w:r>
+                      <w:proofErr w:type="gramStart"/>
+                      <w:r>
+                        <w:rPr>
+                          <w:rFonts w:ascii="標楷體" w:eastAsia="標楷體" w:hAnsi="標楷體" w:hint="eastAsia"/>
+                          <w:sz w:val="28"/>
+                          <w:szCs w:val="28"/>
+                        </w:rPr>
+                        <w:t>照護排程</w:t>
+                      </w:r>
+                      <w:proofErr w:type="gramEnd"/>
+                      <w:r>
+                        <w:rPr>
+                          <w:rFonts w:ascii="標楷體" w:eastAsia="標楷體" w:hAnsi="標楷體" w:hint="eastAsia"/>
+                          <w:sz w:val="28"/>
+                          <w:szCs w:val="28"/>
+                        </w:rPr>
+                        <w:t>生命週期狀態機</w:t>
+                      </w:r>
+                    </w:p>
+                  </w:txbxContent>
+                </v:textbox>
+                <w10:wrap type="square" anchorx="margin"/>
+              </v:shape>
+            </w:pict>
+          </mc:Fallback>
+        </mc:AlternateContent>
+      </w:r>
+      <w:r>
+        <w:rPr>
+          <w:rFonts w:ascii="Times New Roman" w:eastAsia="標楷體" w:hAnsi="Times New Roman" w:hint="eastAsia"/>
+          <w:b/>
+          <w:bCs/>
+          <w:noProof/>
+        </w:rPr>
+        <w:drawing>
+          <wp:inline distT="0" distB="0" distL="0" distR="0" wp14:anchorId="765EA990" wp14:editId="3BC8678B">
+            <wp:extent cx="6580805" cy="6858000"/>
+            <wp:effectExtent l="0" t="0" r="0" b="0"/>
+            <wp:docPr id="728431683" name="圖片 6"/>
+            <wp:cNvGraphicFramePr>
+              <a:graphicFrameLocks xmlns:a="http://schemas.openxmlformats.org/drawingml/2006/main" noChangeAspect="1"/>
+            </wp:cNvGraphicFramePr>
+            <a:graphic xmlns:a="http://schemas.openxmlformats.org/drawingml/2006/main">
+              <a:graphicData uri="http://schemas.openxmlformats.org/drawingml/2006/picture">
+                <pic:pic xmlns:pic="http://schemas.openxmlformats.org/drawingml/2006/picture">
+                  <pic:nvPicPr>
+                    <pic:cNvPr id="0" name="Picture 6"/>
+                    <pic:cNvPicPr>
+                      <a:picLocks noChangeAspect="1" noChangeArrowheads="1"/>
+                    </pic:cNvPicPr>
+                  </pic:nvPicPr>
+                  <pic:blipFill>
+                    <a:blip r:embed="rId11" cstate="print">
+                      <a:extLst>
+                        <a:ext uri="{28A0092B-C50C-407E-A947-70E740481C1C}">
+                          <a14:useLocalDpi xmlns:a14="http://schemas.microsoft.com/office/drawing/2010/main" val="0"/>
+                        </a:ext>
+                      </a:extLst>
+                    </a:blip>
+                    <a:srcRect/>
+                    <a:stretch>
+                      <a:fillRect/>
+                    </a:stretch>
+                  </pic:blipFill>
+                  <pic:spPr bwMode="auto">
+                    <a:xfrm>
+                      <a:off x="0" y="0"/>
+                      <a:ext cx="6583061" cy="6860351"/>
+                    </a:xfrm>
+                    <a:prstGeom prst="rect">
+                      <a:avLst/>
+                    </a:prstGeom>
+                    <a:noFill/>
+                    <a:ln>
+                      <a:noFill/>
+                    </a:ln>
+                  </pic:spPr>
+                </pic:pic>
+              </a:graphicData>
+            </a:graphic>
+          </wp:inline>
+        </w:drawing>
+      </w:r>
+      <w:r>
+        <w:rPr>
+          <w:rFonts w:ascii="Times New Roman" w:eastAsia="標楷體" w:hAnsi="Times New Roman" w:hint="eastAsia"/>
+          <w:b/>
+          <w:bCs/>
+          <w:noProof/>
+        </w:rPr>
+        <w:lastRenderedPageBreak/>
+        <w:drawing>
+          <wp:inline distT="0" distB="0" distL="0" distR="0" wp14:anchorId="649EE318" wp14:editId="0BFB1E5C">
+            <wp:extent cx="6666695" cy="5657850"/>
+            <wp:effectExtent l="0" t="0" r="1270" b="0"/>
+            <wp:docPr id="2058711927" name="圖片 9"/>
+            <wp:cNvGraphicFramePr>
+              <a:graphicFrameLocks xmlns:a="http://schemas.openxmlformats.org/drawingml/2006/main" noChangeAspect="1"/>
+            </wp:cNvGraphicFramePr>
+            <a:graphic xmlns:a="http://schemas.openxmlformats.org/drawingml/2006/main">
+              <a:graphicData uri="http://schemas.openxmlformats.org/drawingml/2006/picture">
+                <pic:pic xmlns:pic="http://schemas.openxmlformats.org/drawingml/2006/picture">
+                  <pic:nvPicPr>
+                    <pic:cNvPr id="0" name="Picture 9"/>
+                    <pic:cNvPicPr>
+                      <a:picLocks noChangeAspect="1" noChangeArrowheads="1"/>
+                    </pic:cNvPicPr>
+                  </pic:nvPicPr>
+                  <pic:blipFill>
+                    <a:blip r:embed="rId12" cstate="print">
+                      <a:extLst>
+                        <a:ext uri="{28A0092B-C50C-407E-A947-70E740481C1C}">
+                          <a14:useLocalDpi xmlns:a14="http://schemas.microsoft.com/office/drawing/2010/main" val="0"/>
+                        </a:ext>
+                      </a:extLst>
+                    </a:blip>
+                    <a:srcRect/>
+                    <a:stretch>
+                      <a:fillRect/>
+                    </a:stretch>
+                  </pic:blipFill>
+                  <pic:spPr bwMode="auto">
+                    <a:xfrm>
+                      <a:off x="0" y="0"/>
+                      <a:ext cx="6667873" cy="5658850"/>
+                    </a:xfrm>
+                    <a:prstGeom prst="rect">
+                      <a:avLst/>
+                    </a:prstGeom>
+                    <a:noFill/>
+                    <a:ln>
+                      <a:noFill/>
+                    </a:ln>
+                  </pic:spPr>
+                </pic:pic>
+              </a:graphicData>
+            </a:graphic>
+          </wp:inline>
+        </w:drawing>
+      </w:r>
+    </w:p>
+    <w:p>
+      <w:pPr>
+        <w:widowControl/>
+        <w:rPr>
+          <w:rFonts w:ascii="Times New Roman" w:eastAsia="標楷體" w:hAnsi="Times New Roman"/>
+          <w:b/>
+          <w:bCs/>
+          <w:noProof/>
+        </w:rPr>
+      </w:pPr>
+      <w:r>
+        <w:rPr>
+          <w:rFonts w:ascii="Times New Roman" w:eastAsia="標楷體" w:hAnsi="Times New Roman"/>
+          <w:b/>
+          <w:bCs/>
+          <w:noProof/>
+        </w:rPr>
+        <mc:AlternateContent>
+          <mc:Choice Requires="wps">
+            <w:drawing>
+              <wp:anchor distT="45720" distB="45720" distL="114300" distR="114300" simplePos="0" relativeHeight="251663360" behindDoc="0" locked="0" layoutInCell="1" allowOverlap="1" wp14:anchorId="0C8AE393" wp14:editId="4028917C">
+                <wp:simplePos x="0" y="0"/>
+                <wp:positionH relativeFrom="margin">
+                  <wp:posOffset>2270760</wp:posOffset>
+                </wp:positionH>
+                <wp:positionV relativeFrom="paragraph">
+                  <wp:posOffset>60960</wp:posOffset>
+                </wp:positionV>
+                <wp:extent cx="1990725" cy="1404620"/>
+                <wp:effectExtent l="0" t="0" r="9525" b="7620"/>
+                <wp:wrapSquare wrapText="bothSides"/>
+                <wp:docPr id="309504657" name="文字方塊 2"/>
+                <wp:cNvGraphicFramePr>
+                  <a:graphicFrameLocks xmlns:a="http://schemas.openxmlformats.org/drawingml/2006/main"/>
+                </wp:cNvGraphicFramePr>
+                <a:graphic xmlns:a="http://schemas.openxmlformats.org/drawingml/2006/main">
+                  <a:graphicData uri="http://schemas.microsoft.com/office/word/2010/wordprocessingShape">
+                    <wps:wsp>
+                      <wps:cNvSpPr txBox="1">
+                        <a:spLocks noChangeArrowheads="1"/>
+                      </wps:cNvSpPr>
+                      <wps:spPr bwMode="auto">
+                        <a:xfrm>
+                          <a:off x="0" y="0"/>
+                          <a:ext cx="1990725" cy="1404620"/>
+                        </a:xfrm>
+                        <a:prstGeom prst="rect">
+                          <a:avLst/>
+                        </a:prstGeom>
+                        <a:solidFill>
+                          <a:srgbClr val="FFFFFF"/>
+                        </a:solidFill>
+                        <a:ln w="9525">
+                          <a:noFill/>
+                          <a:miter lim="800000"/>
+                          <a:headEnd/>
+                          <a:tailEnd/>
+                        </a:ln>
+                      </wps:spPr>
+                      <wps:txbx>
+                        <w:txbxContent>
+                          <w:p>
+                            <w:pPr>
+                              <w:rPr>
+                                <w:rFonts w:ascii="標楷體" w:eastAsia="標楷體" w:hAnsi="標楷體" w:hint="eastAsia"/>
+                                <w:sz w:val="28"/>
+                                <w:szCs w:val="28"/>
+                              </w:rPr>
+                            </w:pPr>
+                            <w:r>
+                              <w:rPr>
+                                <w:rFonts w:ascii="標楷體" w:eastAsia="標楷體" w:hAnsi="標楷體" w:hint="eastAsia"/>
+                                <w:sz w:val="28"/>
+                                <w:szCs w:val="28"/>
+                              </w:rPr>
+                              <w:t>影音通訊與監控狀態機</w:t>
+                            </w:r>
+                          </w:p>
+                        </w:txbxContent>
+                      </wps:txbx>
+                      <wps:bodyPr rot="0" vert="horz" wrap="square" lIns="91440" tIns="45720" rIns="91440" bIns="45720" anchor="t" anchorCtr="0">
+                        <a:spAutoFit/>
+                      </wps:bodyPr>
+                    </wps:wsp>
+                  </a:graphicData>
+                </a:graphic>
+                <wp14:sizeRelH relativeFrom="margin">
+                  <wp14:pctWidth>0</wp14:pctWidth>
+                </wp14:sizeRelH>
+                <wp14:sizeRelV relativeFrom="margin">
+                  <wp14:pctHeight>20000</wp14:pctHeight>
+                </wp14:sizeRelV>
+              </wp:anchor>
+            </w:drawing>
+          </mc:Choice>
+          <mc:Fallback>
+            <w:pict>
+              <v:shape w14:anchorId="0C8AE393" id="_x0000_s1028" type="#_x0000_t202" style="position:absolute;margin-left:178.8pt;margin-top:4.8pt;width:156.75pt;height:110.6pt;z-index:251663360;visibility:visible;mso-wrap-style:square;mso-width-percent:0;mso-height-percent:200;mso-wrap-distance-left:9pt;mso-wrap-distance-top:3.6pt;mso-wrap-distance-right:9pt;mso-wrap-distance-bottom:3.6pt;mso-position-horizontal:absolute;mso-position-horizontal-relative:margin;mso-position-vertical:absolute;mso-position-vertical-relative:text;mso-width-percent:0;mso-height-percent:200;mso-width-relative:margin;mso-height-relative:margin;v-text-anchor:top" o:gfxdata="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" stroked="f">
+                <v:textbox style="mso-fit-shape-to-text:t">
+                  <w:txbxContent>
+                    <w:p>
+                      <w:pPr>
+                        <w:rPr>
+                          <w:rFonts w:ascii="標楷體" w:eastAsia="標楷體" w:hAnsi="標楷體" w:hint="eastAsia"/>
+                          <w:sz w:val="28"/>
+                          <w:szCs w:val="28"/>
+                        </w:rPr>
+                      </w:pPr>
+                      <w:r>
+                        <w:rPr>
+                          <w:rFonts w:ascii="標楷體" w:eastAsia="標楷體" w:hAnsi="標楷體" w:hint="eastAsia"/>
+                          <w:sz w:val="28"/>
+                          <w:szCs w:val="28"/>
+                        </w:rPr>
+                        <w:t>影音通訊與監控狀態機</w:t>
+                      </w:r>
+                    </w:p>
+                  </w:txbxContent>
+                </v:textbox>
+                <w10:wrap type="square" anchorx="margin"/>
+              </v:shape>
+            </w:pict>
+          </mc:Fallback>
+        </mc:AlternateContent>
+      </w:r>
+      <w:r>
+        <w:rPr>
+          <w:rFonts w:ascii="Times New Roman" w:eastAsia="標楷體" w:hAnsi="Times New Roman"/>
+          <w:b/>
+          <w:bCs/>
+          <w:noProof/>
+        </w:rPr>
+        <w:br w:type="page"/>
+      </w:r>
+    </w:p>
+    <w:p>
+      <w:pPr>
+        <w:widowControl/>
+        <w:rPr>
+          <w:rFonts w:ascii="Times New Roman" w:eastAsia="標楷體" w:hAnsi="Times New Roman"/>
+          <w:b/>
+          <w:bCs/>
+        </w:rPr>
+      </w:pPr>
+      <w:r>
+        <w:rPr>
+          <w:rFonts w:ascii="Times New Roman" w:eastAsia="標楷體" w:hAnsi="Times New Roman" w:hint="eastAsia"/>
+          <w:b/>
+          <w:bCs/>
+          <w:noProof/>
+        </w:rPr>
+        <w:lastRenderedPageBreak/>
+        <w:drawing>
+          <wp:anchor distT="0" distB="0" distL="114300" distR="114300" simplePos="0" relativeHeight="251666432" behindDoc="0" locked="0" layoutInCell="1" allowOverlap="1" wp14:anchorId="4AC49179" wp14:editId="463575F5">
+            <wp:simplePos x="0" y="0"/>
+            <wp:positionH relativeFrom="margin">
+              <wp:align>center</wp:align>
+            </wp:positionH>
+            <wp:positionV relativeFrom="paragraph">
+              <wp:posOffset>38735</wp:posOffset>
+            </wp:positionV>
+            <wp:extent cx="5200650" cy="8103870"/>
+            <wp:effectExtent l="0" t="0" r="0" b="0"/>
+            <wp:wrapSquare wrapText="bothSides"/>
+            <wp:docPr id="1306775757" name="圖片 10"/>
+            <wp:cNvGraphicFramePr>
+              <a:graphicFrameLocks xmlns:a="http://schemas.openxmlformats.org/drawingml/2006/main" noChangeAspect="1"/>
+            </wp:cNvGraphicFramePr>
+            <a:graphic xmlns:a="http://schemas.openxmlformats.org/drawingml/2006/main">
+              <a:graphicData uri="http://schemas.openxmlformats.org/drawingml/2006/picture">
+                <pic:pic xmlns:pic="http://schemas.openxmlformats.org/drawingml/2006/picture">
+                  <pic:nvPicPr>
+                    <pic:cNvPr id="0" name="Picture 10"/>
+                    <pic:cNvPicPr>
+                      <a:picLocks noChangeAspect="1" noChangeArrowheads="1"/>
+                    </pic:cNvPicPr>
+                  </pic:nvPicPr>
+                  <pic:blipFill>
+                    <a:blip r:embed="rId13" cstate="print">
+                      <a:extLst>
+                        <a:ext uri="{28A0092B-C50C-407E-A947-70E740481C1C}">
+                          <a14:useLocalDpi xmlns:a14="http://schemas.microsoft.com/office/drawing/2010/main" val="0"/>
+                        </a:ext>
+                      </a:extLst>
+                    </a:blip>
+                    <a:srcRect/>
+                    <a:stretch>
+                      <a:fillRect/>
+                    </a:stretch>
+                  </pic:blipFill>
+                  <pic:spPr bwMode="auto">
+                    <a:xfrm>
+                      <a:off x="0" y="0"/>
+                      <a:ext cx="5200650" cy="8103870"/>
+                    </a:xfrm>
+                    <a:prstGeom prst="rect">
+                      <a:avLst/>
+                    </a:prstGeom>
+                    <a:noFill/>
+                    <a:ln>
+                      <a:noFill/>
+                    </a:ln>
+                  </pic:spPr>
+                </pic:pic>
+              </a:graphicData>
+            </a:graphic>
+          </wp:anchor>
+        </w:drawing>
+      </w:r>
+      <w:r>
+        <w:rPr>
+          <w:rFonts w:ascii="Times New Roman" w:eastAsia="標楷體" w:hAnsi="Times New Roman"/>
+          <w:b/>
+          <w:bCs/>
+          <w:noProof/>
+        </w:rPr>
+        <mc:AlternateContent>
+          <mc:Choice Requires="wps">
+            <w:drawing>
+              <wp:anchor distT="45720" distB="45720" distL="114300" distR="114300" simplePos="0" relativeHeight="251665408" behindDoc="0" locked="0" layoutInCell="1" allowOverlap="1" wp14:anchorId="03516C1C" wp14:editId="252C91E5">
+                <wp:simplePos x="0" y="0"/>
+                <wp:positionH relativeFrom="margin">
+                  <wp:align>center</wp:align>
+                </wp:positionH>
+                <wp:positionV relativeFrom="paragraph">
+                  <wp:posOffset>8366125</wp:posOffset>
+                </wp:positionV>
+                <wp:extent cx="2360930" cy="1404620"/>
+                <wp:effectExtent l="0" t="0" r="9525" b="7620"/>
+                <wp:wrapSquare wrapText="bothSides"/>
+                <wp:docPr id="1425472720" name="文字方塊 2"/>
+                <wp:cNvGraphicFramePr>
+                  <a:graphicFrameLocks xmlns:a="http://schemas.openxmlformats.org/drawingml/2006/main"/>
+                </wp:cNvGraphicFramePr>
+                <a:graphic xmlns:a="http://schemas.openxmlformats.org/drawingml/2006/main">
+                  <a:graphicData uri="http://schemas.microsoft.com/office/word/2010/wordprocessingShape">
+                    <wps:wsp>
+                      <wps:cNvSpPr txBox="1">
+                        <a:spLocks noChangeArrowheads="1"/>
+                      </wps:cNvSpPr>
+                      <wps:spPr bwMode="auto">
+                        <a:xfrm>
+                          <a:off x="0" y="0"/>
+                          <a:ext cx="2360930" cy="1404620"/>
+                        </a:xfrm>
+                        <a:prstGeom prst="rect">
+                          <a:avLst/>
+                        </a:prstGeom>
+                        <a:solidFill>
+                          <a:srgbClr val="FFFFFF"/>
+                        </a:solidFill>
+                        <a:ln w="9525">
+                          <a:noFill/>
+                          <a:miter lim="800000"/>
+                          <a:headEnd/>
+                          <a:tailEnd/>
+                        </a:ln>
+                      </wps:spPr>
+                      <wps:txbx>
+                        <w:txbxContent>
+                          <w:p>
+                            <w:pPr>
+                              <w:rPr>
+                                <w:rFonts w:ascii="標楷體" w:eastAsia="標楷體" w:hAnsi="標楷體"/>
+                                <w:sz w:val="28"/>
+                                <w:szCs w:val="28"/>
+                              </w:rPr>
+                            </w:pPr>
+                            <w:r>
+                              <w:rPr>
+                                <w:rFonts w:ascii="標楷體" w:eastAsia="標楷體" w:hAnsi="標楷體" w:hint="eastAsia"/>
+                                <w:sz w:val="28"/>
+                                <w:szCs w:val="28"/>
+                                <w:lang w:val="zh-TW"/>
+                              </w:rPr>
+                              <w:t>虛擬資產與趣味養成狀態機</w:t>
+                            </w:r>
+                          </w:p>
+                        </w:txbxContent>
+                      </wps:txbx>
+                      <wps:bodyPr rot="0" vert="horz" wrap="square" lIns="91440" tIns="45720" rIns="91440" bIns="45720" anchor="t" anchorCtr="0">
+                        <a:spAutoFit/>
+                      </wps:bodyPr>
+                    </wps:wsp>
+                  </a:graphicData>
+                </a:graphic>
+                <wp14:sizeRelH relativeFrom="margin">
+                  <wp14:pctWidth>40000</wp14:pctWidth>
+                </wp14:sizeRelH>
+                <wp14:sizeRelV relativeFrom="margin">
+                  <wp14:pctHeight>20000</wp14:pctHeight>
+                </wp14:sizeRelV>
+              </wp:anchor>
+            </w:drawing>
+          </mc:Choice>
+          <mc:Fallback>
+            <w:pict>
+              <v:shape w14:anchorId="03516C1C" id="_x0000_s1029" type="#_x0000_t202" style="position:absolute;margin-left:0;margin-top:658.75pt;width:185.9pt;height:110.6pt;z-index:251665408;visibility:visible;mso-wrap-style:square;mso-width-percent:400;mso-height-percent:200;mso-wrap-distance-left:9pt;mso-wrap-distance-top:3.6pt;mso-wrap-distance-right:9pt;mso-wrap-distance-bottom:3.6pt;mso-position-horizontal:center;mso-position-horizontal-relative:margin;mso-position-vertical:absolute;mso-position-vertical-relative:text;mso-width-percent:400;mso-height-percent:200;mso-width-relative:margin;mso-height-relative:margin;v-text-anchor:top" o:gfxdata="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" stroked="f">
+                <v:textbox style="mso-fit-shape-to-text:t">
+                  <w:txbxContent>
+                    <w:p>
+                      <w:pPr>
+                        <w:rPr>
+                          <w:rFonts w:ascii="標楷體" w:eastAsia="標楷體" w:hAnsi="標楷體"/>
+                          <w:sz w:val="28"/>
+                          <w:szCs w:val="28"/>
+                        </w:rPr>
+                      </w:pPr>
+                      <w:r>
+                        <w:rPr>
+                          <w:rFonts w:ascii="標楷體" w:eastAsia="標楷體" w:hAnsi="標楷體" w:hint="eastAsia"/>
+                          <w:sz w:val="28"/>
+                          <w:szCs w:val="28"/>
+                          <w:lang w:val="zh-TW"/>
+                        </w:rPr>
+                        <w:t>虛擬資產與趣味養成狀態機</w:t>
+                      </w:r>
+                    </w:p>
+                  </w:txbxContent>
+                </v:textbox>
+                <w10:wrap type="square" anchorx="margin"/>
+              </v:shape>
+            </w:pict>
+          </mc:Fallback>
+        </mc:AlternateContent>
+      </w:r>
     </w:p>
     <w:sectPr>
+      <w:headerReference w:type="first" r:id="rId14"/>
       <w:pgSz w:w="11906" w:h="16838"/>
       <w:pgMar w:top="1304" w:right="1134" w:bottom="1304" w:left="1134" w:header="851" w:footer="992" w:gutter="0"/>
       <w:cols w:space="425"/>
@@ -83,6 +1122,75 @@
     </w:sectPr>
   </w:body>
 </w:document>
+</file>
+
+<file path=word/endnotes.xml><?xml version="1.0" encoding="utf-8"?>
+<w:endnotes xmlns:wpc="http://schemas.microsoft.com/office/word/2010/wordprocessingCanvas" xmlns:cx="http://schemas.microsoft.com/office/drawing/2014/chartex" xmlns:cx1="http://schemas.microsoft.com/office/drawing/2015/9/8/chartex" xmlns:cx2="http://schemas.microsoft.com/office/drawing/2015/10/21/chartex" xmlns:cx3="http://schemas.microsoft.com/office/drawing/2016/5/9/chartex" xmlns:cx4="http://schemas.microsoft.com/office/drawing/2016/5/10/chartex" xmlns:cx5="http://schemas.microsoft.com/office/drawing/2016/5/11/chartex" xmlns:cx6="http://schemas.microsoft.com/office/drawing/2016/5/12/chartex" xmlns:cx7="http://schemas.microsoft.com/office/drawing/2016/5/13/chartex" xmlns:cx8="http://schemas.microsoft.com/office/drawing/2016/5/14/chartex" xmlns:mc="http://schemas.openxmlformats.org/markup-compatibility/2006" xmlns:aink="http://schemas.microsoft.com/office/drawing/2016/ink" xmlns:am3d="http://schemas.microsoft.com/office/drawing/2017/model3d" xmlns:o="urn:schemas-microsoft-com:office:office" xmlns:oel="http://schemas.microsoft.com/office/2019/extlst" xmlns:r="http://schemas.openxmlformats.org/officeDocument/2006/relationships" xmlns:m="http://schemas.openxmlformats.org/officeDocument/2006/math" xmlns:v="urn:schemas-microsoft-com:vml" xmlns:wp14="http://schemas.microsoft.com/office/word/2010/wordprocessingDrawing" xmlns:wp="http://schemas.openxmlformats.org/drawingml/2006/wordprocessingDrawing" xmlns:w10="urn:schemas-microsoft-com:office:word" xmlns:w="http://schemas.openxmlformats.org/wordprocessingml/2006/main" xmlns:w14="http://schemas.microsoft.com/office/word/2010/wordml" xmlns:w15="http://schemas.microsoft.com/office/word/2012/wordml" xmlns:w16cex="http://schemas.microsoft.com/office/word/2018/wordml/cex" xmlns:w16cid="http://schemas.microsoft.com/office/word/2016/wordml/cid" xmlns:w16="http://schemas.microsoft.com/office/word/2018/wordml" xmlns:w16du="http://schemas.microsoft.com/office/word/2023/wordml/word16du" xmlns:w16sdtdh="http://schemas.microsoft.com/office/word/2020/wordml/sdtdatahash" xmlns:w16sdtfl="http://schemas.microsoft.com/office/word/2024/wordml/sdtformatlock" xmlns:w16se="http://schemas.microsoft.com/office/word/2015/wordml/symex" xmlns:wpg="http://schemas.microsoft.com/office/word/2010/wordprocessingGroup" xmlns:wpi="http://schemas.microsoft.com/office/word/2010/wordprocessingInk" xmlns:wne="http://schemas.microsoft.com/office/word/2006/wordml" xmlns:wps="http://schemas.microsoft.com/office/word/2010/wordprocessingShape" mc:Ignorable="w14 w15 w16se w16cid w16 w16cex w16sdtdh w16sdtfl w16du wp14">
+  <w:endnote w:type="separator" w:id="-1">
+    <w:p>
+      <w:pPr>
+        <w:spacing w:after="0" w:line="240" w:lineRule="auto"/>
+      </w:pPr>
+      <w:r>
+        <w:separator/>
+      </w:r>
+    </w:p>
+  </w:endnote>
+  <w:endnote w:type="continuationSeparator" w:id="0">
+    <w:p>
+      <w:pPr>
+        <w:spacing w:after="0" w:line="240" w:lineRule="auto"/>
+      </w:pPr>
+      <w:r>
+        <w:continuationSeparator/>
+      </w:r>
+    </w:p>
+  </w:endnote>
+</w:endnotes>
+</file>
+
+<file path=word/footnotes.xml><?xml version="1.0" encoding="utf-8"?>
+<w:footnotes xmlns:wpc="http://schemas.microsoft.com/office/word/2010/wordprocessingCanvas" xmlns:cx="http://schemas.microsoft.com/office/drawing/2014/chartex" xmlns:cx1="http://schemas.microsoft.com/office/drawing/2015/9/8/chartex" xmlns:cx2="http://schemas.microsoft.com/office/drawing/2015/10/21/chartex" xmlns:cx3="http://schemas.microsoft.com/office/drawing/2016/5/9/chartex" xmlns:cx4="http://schemas.microsoft.com/office/drawing/2016/5/10/chartex" xmlns:cx5="http://schemas.microsoft.com/office/drawing/2016/5/11/chartex" xmlns:cx6="http://schemas.microsoft.com/office/drawing/2016/5/12/chartex" xmlns:cx7="http://schemas.microsoft.com/office/drawing/2016/5/13/chartex" xmlns:cx8="http://schemas.microsoft.com/office/drawing/2016/5/14/chartex" xmlns:mc="http://schemas.openxmlformats.org/markup-compatibility/2006" xmlns:aink="http://schemas.microsoft.com/office/drawing/2016/ink" xmlns:am3d="http://schemas.microsoft.com/office/drawing/2017/model3d" xmlns:o="urn:schemas-microsoft-com:office:office" xmlns:oel="http://schemas.microsoft.com/office/2019/extlst" xmlns:r="http://schemas.openxmlformats.org/officeDocument/2006/relationships" xmlns:m="http://schemas.openxmlformats.org/officeDocument/2006/math" xmlns:v="urn:schemas-microsoft-com:vml" xmlns:wp14="http://schemas.microsoft.com/office/word/2010/wordprocessingDrawing" xmlns:wp="http://schemas.openxmlformats.org/drawingml/2006/wordprocessingDrawing" xmlns:w10="urn:schemas-microsoft-com:office:word" xmlns:w="http://schemas.openxmlformats.org/wordprocessingml/2006/main" xmlns:w14="http://schemas.microsoft.com/office/word/2010/wordml" xmlns:w15="http://schemas.microsoft.com/office/word/2012/wordml" xmlns:w16cex="http://schemas.microsoft.com/office/word/2018/wordml/cex" xmlns:w16cid="http://schemas.microsoft.com/office/word/2016/wordml/cid" xmlns:w16="http://schemas.microsoft.com/office/word/2018/wordml" xmlns:w16du="http://schemas.microsoft.com/office/word/2023/wordml/word16du" xmlns:w16sdtdh="http://schemas.microsoft.com/office/word/2020/wordml/sdtdatahash" xmlns:w16sdtfl="http://schemas.microsoft.com/office/word/2024/wordml/sdtformatlock" xmlns:w16se="http://schemas.microsoft.com/office/word/2015/wordml/symex" xmlns:wpg="http://schemas.microsoft.com/office/word/2010/wordprocessingGroup" xmlns:wpi="http://schemas.microsoft.com/office/word/2010/wordprocessingInk" xmlns:wne="http://schemas.microsoft.com/office/word/2006/wordml" xmlns:wps="http://schemas.microsoft.com/office/word/2010/wordprocessingShape" mc:Ignorable="w14 w15 w16se w16cid w16 w16cex w16sdtdh w16sdtfl w16du wp14">
+  <w:footnote w:type="separator" w:id="-1">
+    <w:p>
+      <w:pPr>
+        <w:spacing w:after="0" w:line="240" w:lineRule="auto"/>
+      </w:pPr>
+      <w:r>
+        <w:separator/>
+      </w:r>
+    </w:p>
+  </w:footnote>
+  <w:footnote w:type="continuationSeparator" w:id="0">
+    <w:p>
+      <w:pPr>
+        <w:spacing w:after="0" w:line="240" w:lineRule="auto"/>
+      </w:pPr>
+      <w:r>
+        <w:continuationSeparator/>
+      </w:r>
+    </w:p>
+  </w:footnote>
+</w:footnotes>
+</file>
+
+<file path=word/header1.xml><?xml version="1.0" encoding="utf-8"?>
+<w:hdr xmlns:wpc="http://schemas.microsoft.com/office/word/2010/wordprocessingCanvas" xmlns:cx="http://schemas.microsoft.com/office/drawing/2014/chartex" xmlns:cx1="http://schemas.microsoft.com/office/drawing/2015/9/8/chartex" xmlns:cx2="http://schemas.microsoft.com/office/drawing/2015/10/21/chartex" xmlns:cx3="http://schemas.microsoft.com/office/drawing/2016/5/9/chartex" xmlns:cx4="http://schemas.microsoft.com/office/drawing/2016/5/10/chartex" xmlns:cx5="http://schemas.microsoft.com/office/drawing/2016/5/11/chartex" xmlns:cx6="http://schemas.microsoft.com/office/drawing/2016/5/12/chartex" xmlns:cx7="http://schemas.microsoft.com/office/drawing/2016/5/13/chartex" xmlns:cx8="http://schemas.microsoft.com/office/drawing/2016/5/14/chartex" xmlns:mc="http://schemas.openxmlformats.org/markup-compatibility/2006" xmlns:aink="http://schemas.microsoft.com/office/drawing/2016/ink" xmlns:am3d="http://schemas.microsoft.com/office/drawing/2017/model3d" xmlns:o="urn:schemas-microsoft-com:office:office" xmlns:oel="http://schemas.microsoft.com/office/2019/extlst" xmlns:r="http://schemas.openxmlformats.org/officeDocument/2006/relationships" xmlns:m="http://schemas.openxmlformats.org/officeDocument/2006/math" xmlns:v="urn:schemas-microsoft-com:vml" xmlns:wp14="http://schemas.microsoft.com/office/word/2010/wordprocessingDrawing" xmlns:wp="http://schemas.openxmlformats.org/drawingml/2006/wordprocessingDrawing" xmlns:w10="urn:schemas-microsoft-com:office:word" xmlns:w="http://schemas.openxmlformats.org/wordprocessingml/2006/main" xmlns:w14="http://schemas.microsoft.com/office/word/2010/wordml" xmlns:w15="http://schemas.microsoft.com/office/word/2012/wordml" xmlns:w16cex="http://schemas.microsoft.com/office/word/2018/wordml/cex" xmlns:w16cid="http://schemas.microsoft.com/office/word/2016/wordml/cid" xmlns:w16="http://schemas.microsoft.com/office/word/2018/wordml" xmlns:w16du="http://schemas.microsoft.com/office/word/2023/wordml/word16du" xmlns:w16sdtdh="http://schemas.microsoft.com/office/word/2020/wordml/sdtdatahash" xmlns:w16sdtfl="http://schemas.microsoft.com/office/word/2024/wordml/sdtformatlock" xmlns:w16se="http://schemas.microsoft.com/office/word/2015/wordml/symex" xmlns:wpg="http://schemas.microsoft.com/office/word/2010/wordprocessingGroup" xmlns:wpi="http://schemas.microsoft.com/office/word/2010/wordprocessingInk" xmlns:wne="http://schemas.microsoft.com/office/word/2006/wordml" xmlns:wps="http://schemas.microsoft.com/office/word/2010/wordprocessingShape" mc:Ignorable="w14 w15 w16se w16cid w16 w16cex w16sdtdh w16sdtfl w16du wp14">
+  <w:p>
+    <w:pPr>
+      <w:pStyle w:val="af"/>
+      <w:rPr>
+        <w:rFonts w:hint="eastAsia"/>
+      </w:rPr>
+    </w:pPr>
+    <w:r>
+      <w:rPr>
+        <w:rFonts w:hint="eastAsia"/>
+      </w:rPr>
+      <w:t xml:space="preserve">  </w:t>
+    </w:r>
+  </w:p>
+</w:hdr>
 </file>
 
 <file path=word/numbering.xml><?xml version="1.0" encoding="utf-8"?>
@@ -4254,6 +5362,66 @@
       </w:tblBorders>
     </w:tblPr>
   </w:style>
+  <w:style w:type="paragraph" w:styleId="af">
+    <w:name w:val="header"/>
+    <w:basedOn w:val="a"/>
+    <w:link w:val="af0"/>
+    <w:uiPriority w:val="99"/>
+    <w:unhideWhenUsed/>
+    <w:rsid w:val="003E4402"/>
+    <w:pPr>
+      <w:tabs>
+        <w:tab w:val="center" w:pos="4153"/>
+        <w:tab w:val="right" w:pos="8306"/>
+      </w:tabs>
+      <w:snapToGrid w:val="0"/>
+    </w:pPr>
+    <w:rPr>
+      <w:sz w:val="20"/>
+      <w:szCs w:val="20"/>
+    </w:rPr>
+  </w:style>
+  <w:style w:type="character" w:customStyle="1" w:styleId="af0">
+    <w:name w:val="頁首 字元"/>
+    <w:basedOn w:val="a0"/>
+    <w:link w:val="af"/>
+    <w:uiPriority w:val="99"/>
+    <w:rsid w:val="003E4402"/>
+    <w:rPr>
+      <w:sz w:val="20"/>
+      <w:szCs w:val="20"/>
+    </w:rPr>
+  </w:style>
+  <w:style w:type="paragraph" w:styleId="af1">
+    <w:name w:val="footer"/>
+    <w:basedOn w:val="a"/>
+    <w:link w:val="af2"/>
+    <w:uiPriority w:val="99"/>
+    <w:unhideWhenUsed/>
+    <w:rsid w:val="003E4402"/>
+    <w:pPr>
+      <w:tabs>
+        <w:tab w:val="center" w:pos="4153"/>
+        <w:tab w:val="right" w:pos="8306"/>
+      </w:tabs>
+      <w:snapToGrid w:val="0"/>
+    </w:pPr>
+    <w:rPr>
+      <w:sz w:val="20"/>
+      <w:szCs w:val="20"/>
+    </w:rPr>
+  </w:style>
+  <w:style w:type="character" w:customStyle="1" w:styleId="af2">
+    <w:name w:val="頁尾 字元"/>
+    <w:basedOn w:val="a0"/>
+    <w:link w:val="af1"/>
+    <w:uiPriority w:val="99"/>
+    <w:rsid w:val="003E4402"/>
+    <w:rPr>
+      <w:sz w:val="20"/>
+      <w:szCs w:val="20"/>
+    </w:rPr>
+  </w:style>
 </w:styles>
 </file>
 
